--- a/tma/templates/Adenda de Extensión de Plazo – Carta Oferta - PJ en USD.docx
+++ b/tma/templates/Adenda de Extensión de Plazo – Carta Oferta - PJ en USD.docx
@@ -1,6 +1,6 @@
 
 <file path=word/document.xml><?xml version="1.0" encoding="utf-8"?>
-<w:document xmlns:wpc="http://schemas.microsoft.com/office/word/2010/wordprocessingCanvas" xmlns:cx="http://schemas.microsoft.com/office/drawing/2014/chartex" xmlns:cx1="http://schemas.microsoft.com/office/drawing/2015/9/8/chartex" xmlns:cx2="http://schemas.microsoft.com/office/drawing/2015/10/21/chartex" xmlns:cx3="http://schemas.microsoft.com/office/drawing/2016/5/9/chartex" xmlns:cx4="http://schemas.microsoft.com/office/drawing/2016/5/10/chartex" xmlns:cx5="http://schemas.microsoft.com/office/drawing/2016/5/11/chartex" xmlns:cx6="http://schemas.microsoft.com/office/drawing/2016/5/12/chartex" xmlns:cx7="http://schemas.microsoft.com/office/drawing/2016/5/13/chartex" xmlns:cx8="http://schemas.microsoft.com/office/drawing/2016/5/14/chartex" xmlns:mc="http://schemas.openxmlformats.org/markup-compatibility/2006" xmlns:aink="http://schemas.microsoft.com/office/drawing/2016/ink" xmlns:am3d="http://schemas.microsoft.com/office/drawing/2017/model3d" xmlns:o="urn:schemas-microsoft-com:office:office" xmlns:oel="http://schemas.microsoft.com/office/2019/extlst" xmlns:r="http://schemas.openxmlformats.org/officeDocument/2006/relationships" xmlns:m="http://schemas.openxmlformats.org/officeDocument/2006/math" xmlns:v="urn:schemas-microsoft-com:vml" xmlns:wp14="http://schemas.microsoft.com/office/word/2010/wordprocessingDrawing" xmlns:wp="http://schemas.openxmlformats.org/drawingml/2006/wordprocessingDrawing" xmlns:w10="urn:schemas-microsoft-com:office:word" xmlns:w="http://schemas.openxmlformats.org/wordprocessingml/2006/main" xmlns:w14="http://schemas.microsoft.com/office/word/2010/wordml" xmlns:w15="http://schemas.microsoft.com/office/word/2012/wordml" xmlns:w16cex="http://schemas.microsoft.com/office/word/2018/wordml/cex" xmlns:w16cid="http://schemas.microsoft.com/office/word/2016/wordml/cid" xmlns:w16="http://schemas.microsoft.com/office/word/2018/wordml" xmlns:w16du="http://schemas.microsoft.com/office/word/2023/wordml/word16du" xmlns:w16sdtdh="http://schemas.microsoft.com/office/word/2020/wordml/sdtdatahash" xmlns:w16sdtfl="http://schemas.microsoft.com/office/word/2024/wordml/sdtformatlock" xmlns:w16se="http://schemas.microsoft.com/office/word/2015/wordml/symex" xmlns:wpg="http://schemas.microsoft.com/office/word/2010/wordprocessingGroup" xmlns:wpi="http://schemas.microsoft.com/office/word/2010/wordprocessingInk" xmlns:wne="http://schemas.microsoft.com/office/word/2006/wordml" xmlns:wps="http://schemas.microsoft.com/office/word/2010/wordprocessingShape" mc:Ignorable="w14 w15 w16se w16cid w16 w16cex w16sdtdh w16sdtfl w16du wp14">
+<w:document xmlns:wpc="http://schemas.microsoft.com/office/word/2010/wordprocessingCanvas" xmlns:cx="http://schemas.microsoft.com/office/drawing/2014/chartex" xmlns:cx1="http://schemas.microsoft.com/office/drawing/2015/9/8/chartex" xmlns:mc="http://schemas.openxmlformats.org/markup-compatibility/2006" xmlns:o="urn:schemas-microsoft-com:office:office" xmlns:r="http://schemas.openxmlformats.org/officeDocument/2006/relationships" xmlns:m="http://schemas.openxmlformats.org/officeDocument/2006/math" xmlns:v="urn:schemas-microsoft-com:vml" xmlns:wp14="http://schemas.microsoft.com/office/word/2010/wordprocessingDrawing" xmlns:wp="http://schemas.openxmlformats.org/drawingml/2006/wordprocessingDrawing" xmlns:w10="urn:schemas-microsoft-com:office:word" xmlns:w="http://schemas.openxmlformats.org/wordprocessingml/2006/main" xmlns:w14="http://schemas.microsoft.com/office/word/2010/wordml" xmlns:w15="http://schemas.microsoft.com/office/word/2012/wordml" xmlns:w16se="http://schemas.microsoft.com/office/word/2015/wordml/symex" xmlns:wpg="http://schemas.microsoft.com/office/word/2010/wordprocessingGroup" xmlns:wpi="http://schemas.microsoft.com/office/word/2010/wordprocessingInk" xmlns:wne="http://schemas.microsoft.com/office/word/2006/wordml" xmlns:wps="http://schemas.microsoft.com/office/word/2010/wordprocessingShape" mc:Ignorable="w14 w15 w16se wp14">
   <w:body>
     <w:p>
       <w:pPr>
@@ -999,7 +999,6 @@
           <w:spacing w:val="1"/>
           <w:sz w:val="20"/>
           <w:szCs w:val="20"/>
-          <w:highlight w:val="yellow"/>
           <w:lang w:val="es-ES"/>
         </w:rPr>
         <w:t>__</w:t>
@@ -2050,7 +2049,7 @@
           <w:noProof/>
           <w:sz w:val="20"/>
           <w:szCs w:val="20"/>
-          <w:lang w:eastAsia="es-AR"/>
+          <w:lang w:val="en-US"/>
         </w:rPr>
         <mc:AlternateContent>
           <mc:Choice Requires="wps">
@@ -2225,7 +2224,7 @@
               </wp:anchor>
             </w:drawing>
           </mc:Choice>
-          <mc:Fallback xmlns:a="http://schemas.openxmlformats.org/drawingml/2006/main" xmlns:a14="http://schemas.microsoft.com/office/drawing/2010/main" xmlns:pic="http://schemas.openxmlformats.org/drawingml/2006/picture">
+          <mc:Fallback xmlns:pic="http://schemas.openxmlformats.org/drawingml/2006/picture" xmlns:a14="http://schemas.microsoft.com/office/drawing/2010/main" xmlns:a="http://schemas.openxmlformats.org/drawingml/2006/main" xmlns:w16sdtfl="http://schemas.microsoft.com/office/word/2024/wordml/sdtformatlock" xmlns:w16sdtdh="http://schemas.microsoft.com/office/word/2020/wordml/sdtdatahash" xmlns:w16du="http://schemas.microsoft.com/office/word/2023/wordml/word16du" xmlns:w16="http://schemas.microsoft.com/office/word/2018/wordml" xmlns:w16cid="http://schemas.microsoft.com/office/word/2016/wordml/cid" xmlns:w16cex="http://schemas.microsoft.com/office/word/2018/wordml/cex" xmlns:oel="http://schemas.microsoft.com/office/2019/extlst" xmlns:am3d="http://schemas.microsoft.com/office/drawing/2017/model3d" xmlns:aink="http://schemas.microsoft.com/office/drawing/2016/ink" xmlns:cx8="http://schemas.microsoft.com/office/drawing/2016/5/14/chartex" xmlns:cx7="http://schemas.microsoft.com/office/drawing/2016/5/13/chartex" xmlns:cx6="http://schemas.microsoft.com/office/drawing/2016/5/12/chartex" xmlns:cx5="http://schemas.microsoft.com/office/drawing/2016/5/11/chartex" xmlns:cx4="http://schemas.microsoft.com/office/drawing/2016/5/10/chartex" xmlns:cx3="http://schemas.microsoft.com/office/drawing/2016/5/9/chartex" xmlns:cx2="http://schemas.microsoft.com/office/drawing/2015/10/21/chartex">
             <w:pict w14:anchorId="7504E9CA">
               <v:shape id="AutoShape 12" style="position:absolute;margin-left:79.95pt;margin-top:11.2pt;width:188.85pt;height:.1pt;z-index:-251651072;visibility:visible;mso-wrap-style:square;mso-width-percent:0;mso-height-percent:0;mso-wrap-distance-left:0;mso-wrap-distance-top:0;mso-wrap-distance-right:0;mso-wrap-distance-bottom:0;mso-position-horizontal:absolute;mso-position-horizontal-relative:page;mso-position-vertical:absolute;mso-position-vertical-relative:text;mso-width-percent:0;mso-height-percent:0;mso-width-relative:page;mso-height-relative:page;v-text-anchor:top" coordsize="3777,1270" o:spid="_x0000_s1026" filled="f" strokeweight=".22403mm" path="m,l883,t5,l1550,t5,l2217,t5,l2884,t5,l3551,t5,l3777,e" o:gfxdata="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" w14:anchorId="5D4D3A54">
                 <v:path arrowok="t" o:connecttype="custom" o:connectlocs="0,0;560705,0;563880,0;984250,0;987425,0;1407795,0;1410970,0;1831340,0;1834515,0;2254885,0;2258060,0;2398395,0" o:connectangles="0,0,0,0,0,0,0,0,0,0,0,0"/>
@@ -2817,66 +2816,23 @@
           <w:szCs w:val="20"/>
           <w:highlight w:val="yellow"/>
         </w:rPr>
-        <w:t>, representada en este acto por __________, DNI __________, en su carácter de ________</w:t>
-      </w:r>
-      <w:r>
-        <w:rPr>
-          <w:rFonts w:ascii="Arial" w:hAnsi="Arial" w:cs="Arial"/>
-          <w:sz w:val="20"/>
-          <w:szCs w:val="20"/>
-        </w:rPr>
-        <w:t xml:space="preserve">, conforme </w:t>
-      </w:r>
-      <w:r>
-        <w:rPr>
-          <w:rFonts w:ascii="Arial" w:hAnsi="Arial" w:cs="Arial"/>
-          <w:sz w:val="20"/>
-          <w:szCs w:val="20"/>
-          <w:highlight w:val="yellow"/>
-        </w:rPr>
-        <w:t>Estatuto Social</w:t>
-      </w:r>
-      <w:r>
-        <w:rPr>
-          <w:rFonts w:ascii="Arial" w:hAnsi="Arial" w:cs="Arial"/>
-          <w:sz w:val="20"/>
-          <w:szCs w:val="20"/>
-        </w:rPr>
-        <w:t xml:space="preserve"> y Acta de </w:t>
-      </w:r>
-      <w:r>
-        <w:rPr>
-          <w:rFonts w:ascii="Arial" w:hAnsi="Arial" w:cs="Arial"/>
-          <w:sz w:val="20"/>
-          <w:szCs w:val="20"/>
-          <w:highlight w:val="yellow"/>
-        </w:rPr>
-        <w:t>Directorio</w:t>
-      </w:r>
-      <w:r>
-        <w:rPr>
-          <w:rFonts w:ascii="Arial" w:hAnsi="Arial" w:cs="Arial"/>
-          <w:sz w:val="20"/>
-          <w:szCs w:val="20"/>
-        </w:rPr>
-        <w:t xml:space="preserve"> de fecha </w:t>
-      </w:r>
-      <w:r>
-        <w:rPr>
-          <w:rFonts w:ascii="Arial" w:hAnsi="Arial" w:cs="Arial"/>
-          <w:sz w:val="20"/>
-          <w:szCs w:val="20"/>
-          <w:highlight w:val="yellow"/>
-        </w:rPr>
-        <w:t>___</w:t>
-      </w:r>
-      <w:r>
-        <w:rPr>
-          <w:rFonts w:ascii="Arial" w:hAnsi="Arial" w:cs="Arial"/>
-          <w:sz w:val="20"/>
-          <w:szCs w:val="20"/>
-        </w:rPr>
-        <w:t xml:space="preserve"> </w:t>
+        <w:t>, representada en este acto por __________, DNI __________,</w:t>
+      </w:r>
+      <w:r>
+        <w:rPr>
+          <w:rFonts w:ascii="Arial" w:hAnsi="Arial" w:cs="Arial"/>
+          <w:sz w:val="20"/>
+          <w:szCs w:val="20"/>
+        </w:rPr>
+        <w:t xml:space="preserve"> en su carácter de ________</w:t>
+      </w:r>
+      <w:r>
+        <w:rPr>
+          <w:rFonts w:ascii="Arial" w:hAnsi="Arial" w:cs="Arial"/>
+          <w:sz w:val="20"/>
+          <w:szCs w:val="20"/>
+        </w:rPr>
+        <w:t xml:space="preserve">, conforme Estatuto Social y Acta de Directorio de fecha ___ </w:t>
       </w:r>
       <w:r>
         <w:rPr>
@@ -2917,6 +2873,8 @@
           <w:lang w:val="es-ES"/>
         </w:rPr>
       </w:pPr>
+      <w:bookmarkStart w:id="9" w:name="_GoBack"/>
+      <w:bookmarkEnd w:id="9"/>
       <w:r>
         <w:rPr>
           <w:rFonts w:ascii="Arial" w:eastAsia="Arial" w:hAnsi="Arial" w:cs="Arial"/>
@@ -3047,7 +3005,6 @@
           <w:rFonts w:ascii="Arial MT" w:eastAsia="Arial MT" w:hAnsi="Arial MT" w:cs="Arial MT"/>
           <w:spacing w:val="1"/>
           <w:sz w:val="20"/>
-          <w:highlight w:val="yellow"/>
           <w:lang w:val="es-ES"/>
         </w:rPr>
         <w:t>__</w:t>
@@ -4521,7 +4478,7 @@
         </w:rPr>
         <w:t>6</w:t>
       </w:r>
-      <w:commentRangeStart w:id="9"/>
+      <w:commentRangeStart w:id="10"/>
       <w:r>
         <w:rPr>
           <w:rFonts w:ascii="Arial" w:eastAsia="Calibri" w:hAnsi="Arial" w:cs="Arial"/>
@@ -4546,7 +4503,7 @@
         </w:rPr>
         <w:t>enta) días desde la aceptación de la Propuesta</w:t>
       </w:r>
-      <w:commentRangeEnd w:id="9"/>
+      <w:commentRangeEnd w:id="10"/>
       <w:r>
         <w:rPr>
           <w:rStyle w:val="Refdecomentario"/>
@@ -4554,7 +4511,7 @@
           <w:sz w:val="20"/>
           <w:szCs w:val="20"/>
         </w:rPr>
-        <w:commentReference w:id="9"/>
+        <w:commentReference w:id="10"/>
       </w:r>
       <w:r>
         <w:rPr>
@@ -7388,7 +7345,7 @@
       </w:pPr>
     </w:p>
     <w:sectPr>
-      <w:footerReference w:type="default" r:id="rId14"/>
+      <w:footerReference w:type="default" r:id="rId13"/>
       <w:pgSz w:w="11910" w:h="16840"/>
       <w:pgMar w:top="426" w:right="1420" w:bottom="1220" w:left="1418" w:header="0" w:footer="1026" w:gutter="0"/>
       <w:cols w:space="720"/>
@@ -7398,8 +7355,8 @@
 </file>
 
 <file path=word/comments.xml><?xml version="1.0" encoding="utf-8"?>
-<w:comments xmlns:wpc="http://schemas.microsoft.com/office/word/2010/wordprocessingCanvas" xmlns:cx="http://schemas.microsoft.com/office/drawing/2014/chartex" xmlns:cx1="http://schemas.microsoft.com/office/drawing/2015/9/8/chartex" xmlns:cx2="http://schemas.microsoft.com/office/drawing/2015/10/21/chartex" xmlns:cx3="http://schemas.microsoft.com/office/drawing/2016/5/9/chartex" xmlns:cx4="http://schemas.microsoft.com/office/drawing/2016/5/10/chartex" xmlns:cx5="http://schemas.microsoft.com/office/drawing/2016/5/11/chartex" xmlns:cx6="http://schemas.microsoft.com/office/drawing/2016/5/12/chartex" xmlns:cx7="http://schemas.microsoft.com/office/drawing/2016/5/13/chartex" xmlns:cx8="http://schemas.microsoft.com/office/drawing/2016/5/14/chartex" xmlns:mc="http://schemas.openxmlformats.org/markup-compatibility/2006" xmlns:aink="http://schemas.microsoft.com/office/drawing/2016/ink" xmlns:am3d="http://schemas.microsoft.com/office/drawing/2017/model3d" xmlns:o="urn:schemas-microsoft-com:office:office" xmlns:oel="http://schemas.microsoft.com/office/2019/extlst" xmlns:r="http://schemas.openxmlformats.org/officeDocument/2006/relationships" xmlns:m="http://schemas.openxmlformats.org/officeDocument/2006/math" xmlns:v="urn:schemas-microsoft-com:vml" xmlns:wp14="http://schemas.microsoft.com/office/word/2010/wordprocessingDrawing" xmlns:wp="http://schemas.openxmlformats.org/drawingml/2006/wordprocessingDrawing" xmlns:w10="urn:schemas-microsoft-com:office:word" xmlns:w="http://schemas.openxmlformats.org/wordprocessingml/2006/main" xmlns:w14="http://schemas.microsoft.com/office/word/2010/wordml" xmlns:w15="http://schemas.microsoft.com/office/word/2012/wordml" xmlns:w16cex="http://schemas.microsoft.com/office/word/2018/wordml/cex" xmlns:w16cid="http://schemas.microsoft.com/office/word/2016/wordml/cid" xmlns:w16="http://schemas.microsoft.com/office/word/2018/wordml" xmlns:w16du="http://schemas.microsoft.com/office/word/2023/wordml/word16du" xmlns:w16sdtdh="http://schemas.microsoft.com/office/word/2020/wordml/sdtdatahash" xmlns:w16sdtfl="http://schemas.microsoft.com/office/word/2024/wordml/sdtformatlock" xmlns:w16se="http://schemas.microsoft.com/office/word/2015/wordml/symex" xmlns:wpg="http://schemas.microsoft.com/office/word/2010/wordprocessingGroup" xmlns:wpi="http://schemas.microsoft.com/office/word/2010/wordprocessingInk" xmlns:wne="http://schemas.microsoft.com/office/word/2006/wordml" xmlns:wps="http://schemas.microsoft.com/office/word/2010/wordprocessingShape" mc:Ignorable="w14 w15 w16se w16cid w16 w16cex w16sdtdh w16sdtfl w16du wp14">
-  <w:comment w:id="9" w:author="Federico Matt" w:date="2021-03-03T16:12:00Z" w:initials="FM">
+<w:comments xmlns:wpc="http://schemas.microsoft.com/office/word/2010/wordprocessingCanvas" xmlns:cx="http://schemas.microsoft.com/office/drawing/2014/chartex" xmlns:cx1="http://schemas.microsoft.com/office/drawing/2015/9/8/chartex" xmlns:mc="http://schemas.openxmlformats.org/markup-compatibility/2006" xmlns:o="urn:schemas-microsoft-com:office:office" xmlns:r="http://schemas.openxmlformats.org/officeDocument/2006/relationships" xmlns:m="http://schemas.openxmlformats.org/officeDocument/2006/math" xmlns:v="urn:schemas-microsoft-com:vml" xmlns:wp14="http://schemas.microsoft.com/office/word/2010/wordprocessingDrawing" xmlns:wp="http://schemas.openxmlformats.org/drawingml/2006/wordprocessingDrawing" xmlns:w10="urn:schemas-microsoft-com:office:word" xmlns:w="http://schemas.openxmlformats.org/wordprocessingml/2006/main" xmlns:w14="http://schemas.microsoft.com/office/word/2010/wordml" xmlns:w15="http://schemas.microsoft.com/office/word/2012/wordml" xmlns:w16se="http://schemas.microsoft.com/office/word/2015/wordml/symex" xmlns:wpg="http://schemas.microsoft.com/office/word/2010/wordprocessingGroup" xmlns:wpi="http://schemas.microsoft.com/office/word/2010/wordprocessingInk" xmlns:wne="http://schemas.microsoft.com/office/word/2006/wordml" xmlns:wps="http://schemas.microsoft.com/office/word/2010/wordprocessingShape" mc:Ignorable="w14 w15 w16se wp14">
+  <w:comment w:id="10" w:author="Federico Matt" w:date="2021-03-03T16:12:00Z" w:initials="FM">
     <w:p>
       <w:pPr>
         <w:pStyle w:val="Textocomentario"/>
@@ -7422,7 +7379,7 @@
 </file>
 
 <file path=word/commentsExtended.xml><?xml version="1.0" encoding="utf-8"?>
-<w15:commentsEx xmlns:wpc="http://schemas.microsoft.com/office/word/2010/wordprocessingCanvas" xmlns:cx="http://schemas.microsoft.com/office/drawing/2014/chartex" xmlns:cx1="http://schemas.microsoft.com/office/drawing/2015/9/8/chartex" xmlns:cx2="http://schemas.microsoft.com/office/drawing/2015/10/21/chartex" xmlns:cx3="http://schemas.microsoft.com/office/drawing/2016/5/9/chartex" xmlns:cx4="http://schemas.microsoft.com/office/drawing/2016/5/10/chartex" xmlns:cx5="http://schemas.microsoft.com/office/drawing/2016/5/11/chartex" xmlns:cx6="http://schemas.microsoft.com/office/drawing/2016/5/12/chartex" xmlns:cx7="http://schemas.microsoft.com/office/drawing/2016/5/13/chartex" xmlns:cx8="http://schemas.microsoft.com/office/drawing/2016/5/14/chartex" xmlns:mc="http://schemas.openxmlformats.org/markup-compatibility/2006" xmlns:aink="http://schemas.microsoft.com/office/drawing/2016/ink" xmlns:am3d="http://schemas.microsoft.com/office/drawing/2017/model3d" xmlns:o="urn:schemas-microsoft-com:office:office" xmlns:oel="http://schemas.microsoft.com/office/2019/extlst" xmlns:r="http://schemas.openxmlformats.org/officeDocument/2006/relationships" xmlns:m="http://schemas.openxmlformats.org/officeDocument/2006/math" xmlns:v="urn:schemas-microsoft-com:vml" xmlns:wp14="http://schemas.microsoft.com/office/word/2010/wordprocessingDrawing" xmlns:wp="http://schemas.openxmlformats.org/drawingml/2006/wordprocessingDrawing" xmlns:w10="urn:schemas-microsoft-com:office:word" xmlns:w="http://schemas.openxmlformats.org/wordprocessingml/2006/main" xmlns:w14="http://schemas.microsoft.com/office/word/2010/wordml" xmlns:w15="http://schemas.microsoft.com/office/word/2012/wordml" xmlns:w16cex="http://schemas.microsoft.com/office/word/2018/wordml/cex" xmlns:w16cid="http://schemas.microsoft.com/office/word/2016/wordml/cid" xmlns:w16="http://schemas.microsoft.com/office/word/2018/wordml" xmlns:w16du="http://schemas.microsoft.com/office/word/2023/wordml/word16du" xmlns:w16sdtdh="http://schemas.microsoft.com/office/word/2020/wordml/sdtdatahash" xmlns:w16sdtfl="http://schemas.microsoft.com/office/word/2024/wordml/sdtformatlock" xmlns:w16se="http://schemas.microsoft.com/office/word/2015/wordml/symex" xmlns:wpg="http://schemas.microsoft.com/office/word/2010/wordprocessingGroup" xmlns:wpi="http://schemas.microsoft.com/office/word/2010/wordprocessingInk" xmlns:wne="http://schemas.microsoft.com/office/word/2006/wordml" xmlns:wps="http://schemas.microsoft.com/office/word/2010/wordprocessingShape" mc:Ignorable="w14 w15 w16se w16cid w16 w16cex w16sdtdh w16sdtfl w16du wp14">
+<w15:commentsEx xmlns:wpc="http://schemas.microsoft.com/office/word/2010/wordprocessingCanvas" xmlns:cx="http://schemas.microsoft.com/office/drawing/2014/chartex" xmlns:cx1="http://schemas.microsoft.com/office/drawing/2015/9/8/chartex" xmlns:mc="http://schemas.openxmlformats.org/markup-compatibility/2006" xmlns:o="urn:schemas-microsoft-com:office:office" xmlns:r="http://schemas.openxmlformats.org/officeDocument/2006/relationships" xmlns:m="http://schemas.openxmlformats.org/officeDocument/2006/math" xmlns:v="urn:schemas-microsoft-com:vml" xmlns:wp14="http://schemas.microsoft.com/office/word/2010/wordprocessingDrawing" xmlns:wp="http://schemas.openxmlformats.org/drawingml/2006/wordprocessingDrawing" xmlns:w10="urn:schemas-microsoft-com:office:word" xmlns:w="http://schemas.openxmlformats.org/wordprocessingml/2006/main" xmlns:w14="http://schemas.microsoft.com/office/word/2010/wordml" xmlns:w15="http://schemas.microsoft.com/office/word/2012/wordml" xmlns:w16se="http://schemas.microsoft.com/office/word/2015/wordml/symex" xmlns:wpg="http://schemas.microsoft.com/office/word/2010/wordprocessingGroup" xmlns:wpi="http://schemas.microsoft.com/office/word/2010/wordprocessingInk" xmlns:wne="http://schemas.microsoft.com/office/word/2006/wordml" xmlns:wps="http://schemas.microsoft.com/office/word/2010/wordprocessingShape" mc:Ignorable="w14 w15 w16se wp14">
   <w15:commentEx w15:paraId="3A264B63" w15:done="0"/>
 </w15:commentsEx>
 </file>
@@ -7434,7 +7391,7 @@
 </file>
 
 <file path=word/endnotes.xml><?xml version="1.0" encoding="utf-8"?>
-<w:endnotes xmlns:wpc="http://schemas.microsoft.com/office/word/2010/wordprocessingCanvas" xmlns:cx="http://schemas.microsoft.com/office/drawing/2014/chartex" xmlns:cx1="http://schemas.microsoft.com/office/drawing/2015/9/8/chartex" xmlns:cx2="http://schemas.microsoft.com/office/drawing/2015/10/21/chartex" xmlns:cx3="http://schemas.microsoft.com/office/drawing/2016/5/9/chartex" xmlns:cx4="http://schemas.microsoft.com/office/drawing/2016/5/10/chartex" xmlns:cx5="http://schemas.microsoft.com/office/drawing/2016/5/11/chartex" xmlns:cx6="http://schemas.microsoft.com/office/drawing/2016/5/12/chartex" xmlns:cx7="http://schemas.microsoft.com/office/drawing/2016/5/13/chartex" xmlns:cx8="http://schemas.microsoft.com/office/drawing/2016/5/14/chartex" xmlns:mc="http://schemas.openxmlformats.org/markup-compatibility/2006" xmlns:aink="http://schemas.microsoft.com/office/drawing/2016/ink" xmlns:am3d="http://schemas.microsoft.com/office/drawing/2017/model3d" xmlns:o="urn:schemas-microsoft-com:office:office" xmlns:oel="http://schemas.microsoft.com/office/2019/extlst" xmlns:r="http://schemas.openxmlformats.org/officeDocument/2006/relationships" xmlns:m="http://schemas.openxmlformats.org/officeDocument/2006/math" xmlns:v="urn:schemas-microsoft-com:vml" xmlns:wp14="http://schemas.microsoft.com/office/word/2010/wordprocessingDrawing" xmlns:wp="http://schemas.openxmlformats.org/drawingml/2006/wordprocessingDrawing" xmlns:w10="urn:schemas-microsoft-com:office:word" xmlns:w="http://schemas.openxmlformats.org/wordprocessingml/2006/main" xmlns:w14="http://schemas.microsoft.com/office/word/2010/wordml" xmlns:w15="http://schemas.microsoft.com/office/word/2012/wordml" xmlns:w16cex="http://schemas.microsoft.com/office/word/2018/wordml/cex" xmlns:w16cid="http://schemas.microsoft.com/office/word/2016/wordml/cid" xmlns:w16="http://schemas.microsoft.com/office/word/2018/wordml" xmlns:w16du="http://schemas.microsoft.com/office/word/2023/wordml/word16du" xmlns:w16sdtdh="http://schemas.microsoft.com/office/word/2020/wordml/sdtdatahash" xmlns:w16sdtfl="http://schemas.microsoft.com/office/word/2024/wordml/sdtformatlock" xmlns:w16se="http://schemas.microsoft.com/office/word/2015/wordml/symex" xmlns:wpg="http://schemas.microsoft.com/office/word/2010/wordprocessingGroup" xmlns:wpi="http://schemas.microsoft.com/office/word/2010/wordprocessingInk" xmlns:wne="http://schemas.microsoft.com/office/word/2006/wordml" xmlns:wps="http://schemas.microsoft.com/office/word/2010/wordprocessingShape" mc:Ignorable="w14 w15 w16se w16cid w16 w16cex w16sdtdh w16sdtfl w16du wp14">
+<w:endnotes xmlns:wpc="http://schemas.microsoft.com/office/word/2010/wordprocessingCanvas" xmlns:cx="http://schemas.microsoft.com/office/drawing/2014/chartex" xmlns:cx1="http://schemas.microsoft.com/office/drawing/2015/9/8/chartex" xmlns:mc="http://schemas.openxmlformats.org/markup-compatibility/2006" xmlns:o="urn:schemas-microsoft-com:office:office" xmlns:r="http://schemas.openxmlformats.org/officeDocument/2006/relationships" xmlns:m="http://schemas.openxmlformats.org/officeDocument/2006/math" xmlns:v="urn:schemas-microsoft-com:vml" xmlns:wp14="http://schemas.microsoft.com/office/word/2010/wordprocessingDrawing" xmlns:wp="http://schemas.openxmlformats.org/drawingml/2006/wordprocessingDrawing" xmlns:w10="urn:schemas-microsoft-com:office:word" xmlns:w="http://schemas.openxmlformats.org/wordprocessingml/2006/main" xmlns:w14="http://schemas.microsoft.com/office/word/2010/wordml" xmlns:w15="http://schemas.microsoft.com/office/word/2012/wordml" xmlns:w16se="http://schemas.microsoft.com/office/word/2015/wordml/symex" xmlns:wpg="http://schemas.microsoft.com/office/word/2010/wordprocessingGroup" xmlns:wpi="http://schemas.microsoft.com/office/word/2010/wordprocessingInk" xmlns:wne="http://schemas.microsoft.com/office/word/2006/wordml" xmlns:wps="http://schemas.microsoft.com/office/word/2010/wordprocessingShape" mc:Ignorable="w14 w15 w16se wp14">
   <w:endnote w:type="separator" w:id="-1">
     <w:p>
       <w:pPr>
@@ -7459,7 +7416,7 @@
 </file>
 
 <file path=word/footer1.xml><?xml version="1.0" encoding="utf-8"?>
-<w:ftr xmlns:wpc="http://schemas.microsoft.com/office/word/2010/wordprocessingCanvas" xmlns:cx="http://schemas.microsoft.com/office/drawing/2014/chartex" xmlns:cx1="http://schemas.microsoft.com/office/drawing/2015/9/8/chartex" xmlns:cx2="http://schemas.microsoft.com/office/drawing/2015/10/21/chartex" xmlns:cx3="http://schemas.microsoft.com/office/drawing/2016/5/9/chartex" xmlns:cx4="http://schemas.microsoft.com/office/drawing/2016/5/10/chartex" xmlns:cx5="http://schemas.microsoft.com/office/drawing/2016/5/11/chartex" xmlns:cx6="http://schemas.microsoft.com/office/drawing/2016/5/12/chartex" xmlns:cx7="http://schemas.microsoft.com/office/drawing/2016/5/13/chartex" xmlns:cx8="http://schemas.microsoft.com/office/drawing/2016/5/14/chartex" xmlns:mc="http://schemas.openxmlformats.org/markup-compatibility/2006" xmlns:aink="http://schemas.microsoft.com/office/drawing/2016/ink" xmlns:am3d="http://schemas.microsoft.com/office/drawing/2017/model3d" xmlns:o="urn:schemas-microsoft-com:office:office" xmlns:oel="http://schemas.microsoft.com/office/2019/extlst" xmlns:r="http://schemas.openxmlformats.org/officeDocument/2006/relationships" xmlns:m="http://schemas.openxmlformats.org/officeDocument/2006/math" xmlns:v="urn:schemas-microsoft-com:vml" xmlns:wp14="http://schemas.microsoft.com/office/word/2010/wordprocessingDrawing" xmlns:wp="http://schemas.openxmlformats.org/drawingml/2006/wordprocessingDrawing" xmlns:w10="urn:schemas-microsoft-com:office:word" xmlns:w="http://schemas.openxmlformats.org/wordprocessingml/2006/main" xmlns:w14="http://schemas.microsoft.com/office/word/2010/wordml" xmlns:w15="http://schemas.microsoft.com/office/word/2012/wordml" xmlns:w16cex="http://schemas.microsoft.com/office/word/2018/wordml/cex" xmlns:w16cid="http://schemas.microsoft.com/office/word/2016/wordml/cid" xmlns:w16="http://schemas.microsoft.com/office/word/2018/wordml" xmlns:w16du="http://schemas.microsoft.com/office/word/2023/wordml/word16du" xmlns:w16sdtdh="http://schemas.microsoft.com/office/word/2020/wordml/sdtdatahash" xmlns:w16sdtfl="http://schemas.microsoft.com/office/word/2024/wordml/sdtformatlock" xmlns:w16se="http://schemas.microsoft.com/office/word/2015/wordml/symex" xmlns:wpg="http://schemas.microsoft.com/office/word/2010/wordprocessingGroup" xmlns:wpi="http://schemas.microsoft.com/office/word/2010/wordprocessingInk" xmlns:wne="http://schemas.microsoft.com/office/word/2006/wordml" xmlns:wps="http://schemas.microsoft.com/office/word/2010/wordprocessingShape" mc:Ignorable="w14 w15 w16se w16cid w16 w16cex w16sdtdh w16sdtfl w16du wp14">
+<w:ftr xmlns:wpc="http://schemas.microsoft.com/office/word/2010/wordprocessingCanvas" xmlns:cx="http://schemas.microsoft.com/office/drawing/2014/chartex" xmlns:cx1="http://schemas.microsoft.com/office/drawing/2015/9/8/chartex" xmlns:mc="http://schemas.openxmlformats.org/markup-compatibility/2006" xmlns:o="urn:schemas-microsoft-com:office:office" xmlns:r="http://schemas.openxmlformats.org/officeDocument/2006/relationships" xmlns:m="http://schemas.openxmlformats.org/officeDocument/2006/math" xmlns:v="urn:schemas-microsoft-com:vml" xmlns:wp14="http://schemas.microsoft.com/office/word/2010/wordprocessingDrawing" xmlns:wp="http://schemas.openxmlformats.org/drawingml/2006/wordprocessingDrawing" xmlns:w10="urn:schemas-microsoft-com:office:word" xmlns:w="http://schemas.openxmlformats.org/wordprocessingml/2006/main" xmlns:w14="http://schemas.microsoft.com/office/word/2010/wordml" xmlns:w15="http://schemas.microsoft.com/office/word/2012/wordml" xmlns:w16se="http://schemas.microsoft.com/office/word/2015/wordml/symex" xmlns:wpg="http://schemas.microsoft.com/office/word/2010/wordprocessingGroup" xmlns:wpi="http://schemas.microsoft.com/office/word/2010/wordprocessingInk" xmlns:wne="http://schemas.microsoft.com/office/word/2006/wordml" xmlns:wps="http://schemas.microsoft.com/office/word/2010/wordprocessingShape" mc:Ignorable="w14 w15 w16se wp14">
   <w:p>
     <w:pPr>
       <w:pStyle w:val="Piedepgina"/>
@@ -7489,9 +7446,10 @@
     <w:r>
       <w:rPr>
         <w:caps/>
+        <w:noProof/>
         <w:lang w:val="es-ES"/>
       </w:rPr>
-      <w:t>2</w:t>
+      <w:t>1</w:t>
     </w:r>
     <w:r>
       <w:rPr>
@@ -7509,7 +7467,7 @@
 </file>
 
 <file path=word/footer2.xml><?xml version="1.0" encoding="utf-8"?>
-<w:ftr xmlns:wpc="http://schemas.microsoft.com/office/word/2010/wordprocessingCanvas" xmlns:cx="http://schemas.microsoft.com/office/drawing/2014/chartex" xmlns:cx1="http://schemas.microsoft.com/office/drawing/2015/9/8/chartex" xmlns:cx2="http://schemas.microsoft.com/office/drawing/2015/10/21/chartex" xmlns:cx3="http://schemas.microsoft.com/office/drawing/2016/5/9/chartex" xmlns:cx4="http://schemas.microsoft.com/office/drawing/2016/5/10/chartex" xmlns:cx5="http://schemas.microsoft.com/office/drawing/2016/5/11/chartex" xmlns:cx6="http://schemas.microsoft.com/office/drawing/2016/5/12/chartex" xmlns:cx7="http://schemas.microsoft.com/office/drawing/2016/5/13/chartex" xmlns:cx8="http://schemas.microsoft.com/office/drawing/2016/5/14/chartex" xmlns:mc="http://schemas.openxmlformats.org/markup-compatibility/2006" xmlns:aink="http://schemas.microsoft.com/office/drawing/2016/ink" xmlns:am3d="http://schemas.microsoft.com/office/drawing/2017/model3d" xmlns:o="urn:schemas-microsoft-com:office:office" xmlns:oel="http://schemas.microsoft.com/office/2019/extlst" xmlns:r="http://schemas.openxmlformats.org/officeDocument/2006/relationships" xmlns:m="http://schemas.openxmlformats.org/officeDocument/2006/math" xmlns:v="urn:schemas-microsoft-com:vml" xmlns:wp14="http://schemas.microsoft.com/office/word/2010/wordprocessingDrawing" xmlns:wp="http://schemas.openxmlformats.org/drawingml/2006/wordprocessingDrawing" xmlns:w10="urn:schemas-microsoft-com:office:word" xmlns:w="http://schemas.openxmlformats.org/wordprocessingml/2006/main" xmlns:w14="http://schemas.microsoft.com/office/word/2010/wordml" xmlns:w15="http://schemas.microsoft.com/office/word/2012/wordml" xmlns:w16cex="http://schemas.microsoft.com/office/word/2018/wordml/cex" xmlns:w16cid="http://schemas.microsoft.com/office/word/2016/wordml/cid" xmlns:w16="http://schemas.microsoft.com/office/word/2018/wordml" xmlns:w16du="http://schemas.microsoft.com/office/word/2023/wordml/word16du" xmlns:w16sdtdh="http://schemas.microsoft.com/office/word/2020/wordml/sdtdatahash" xmlns:w16sdtfl="http://schemas.microsoft.com/office/word/2024/wordml/sdtformatlock" xmlns:w16se="http://schemas.microsoft.com/office/word/2015/wordml/symex" xmlns:wpg="http://schemas.microsoft.com/office/word/2010/wordprocessingGroup" xmlns:wpi="http://schemas.microsoft.com/office/word/2010/wordprocessingInk" xmlns:wne="http://schemas.microsoft.com/office/word/2006/wordml" xmlns:wps="http://schemas.microsoft.com/office/word/2010/wordprocessingShape" mc:Ignorable="w14 w15 w16se w16cid w16 w16cex w16sdtdh w16sdtfl w16du wp14">
+<w:ftr xmlns:wpc="http://schemas.microsoft.com/office/word/2010/wordprocessingCanvas" xmlns:cx="http://schemas.microsoft.com/office/drawing/2014/chartex" xmlns:cx1="http://schemas.microsoft.com/office/drawing/2015/9/8/chartex" xmlns:mc="http://schemas.openxmlformats.org/markup-compatibility/2006" xmlns:o="urn:schemas-microsoft-com:office:office" xmlns:r="http://schemas.openxmlformats.org/officeDocument/2006/relationships" xmlns:m="http://schemas.openxmlformats.org/officeDocument/2006/math" xmlns:v="urn:schemas-microsoft-com:vml" xmlns:wp14="http://schemas.microsoft.com/office/word/2010/wordprocessingDrawing" xmlns:wp="http://schemas.openxmlformats.org/drawingml/2006/wordprocessingDrawing" xmlns:w10="urn:schemas-microsoft-com:office:word" xmlns:w="http://schemas.openxmlformats.org/wordprocessingml/2006/main" xmlns:w14="http://schemas.microsoft.com/office/word/2010/wordml" xmlns:w15="http://schemas.microsoft.com/office/word/2012/wordml" xmlns:w16se="http://schemas.microsoft.com/office/word/2015/wordml/symex" xmlns:wpg="http://schemas.microsoft.com/office/word/2010/wordprocessingGroup" xmlns:wpi="http://schemas.microsoft.com/office/word/2010/wordprocessingInk" xmlns:wne="http://schemas.microsoft.com/office/word/2006/wordml" xmlns:wps="http://schemas.microsoft.com/office/word/2010/wordprocessingShape" mc:Ignorable="w14 w15 w16se wp14">
   <w:p>
     <w:pPr>
       <w:pStyle w:val="Piedepgina"/>
@@ -7539,9 +7497,10 @@
     <w:r>
       <w:rPr>
         <w:caps/>
+        <w:noProof/>
         <w:lang w:val="es-ES"/>
       </w:rPr>
-      <w:t>2</w:t>
+      <w:t>6</w:t>
     </w:r>
     <w:r>
       <w:rPr>
@@ -7563,7 +7522,7 @@
 </file>
 
 <file path=word/footnotes.xml><?xml version="1.0" encoding="utf-8"?>
-<w:footnotes xmlns:wpc="http://schemas.microsoft.com/office/word/2010/wordprocessingCanvas" xmlns:cx="http://schemas.microsoft.com/office/drawing/2014/chartex" xmlns:cx1="http://schemas.microsoft.com/office/drawing/2015/9/8/chartex" xmlns:cx2="http://schemas.microsoft.com/office/drawing/2015/10/21/chartex" xmlns:cx3="http://schemas.microsoft.com/office/drawing/2016/5/9/chartex" xmlns:cx4="http://schemas.microsoft.com/office/drawing/2016/5/10/chartex" xmlns:cx5="http://schemas.microsoft.com/office/drawing/2016/5/11/chartex" xmlns:cx6="http://schemas.microsoft.com/office/drawing/2016/5/12/chartex" xmlns:cx7="http://schemas.microsoft.com/office/drawing/2016/5/13/chartex" xmlns:cx8="http://schemas.microsoft.com/office/drawing/2016/5/14/chartex" xmlns:mc="http://schemas.openxmlformats.org/markup-compatibility/2006" xmlns:aink="http://schemas.microsoft.com/office/drawing/2016/ink" xmlns:am3d="http://schemas.microsoft.com/office/drawing/2017/model3d" xmlns:o="urn:schemas-microsoft-com:office:office" xmlns:oel="http://schemas.microsoft.com/office/2019/extlst" xmlns:r="http://schemas.openxmlformats.org/officeDocument/2006/relationships" xmlns:m="http://schemas.openxmlformats.org/officeDocument/2006/math" xmlns:v="urn:schemas-microsoft-com:vml" xmlns:wp14="http://schemas.microsoft.com/office/word/2010/wordprocessingDrawing" xmlns:wp="http://schemas.openxmlformats.org/drawingml/2006/wordprocessingDrawing" xmlns:w10="urn:schemas-microsoft-com:office:word" xmlns:w="http://schemas.openxmlformats.org/wordprocessingml/2006/main" xmlns:w14="http://schemas.microsoft.com/office/word/2010/wordml" xmlns:w15="http://schemas.microsoft.com/office/word/2012/wordml" xmlns:w16cex="http://schemas.microsoft.com/office/word/2018/wordml/cex" xmlns:w16cid="http://schemas.microsoft.com/office/word/2016/wordml/cid" xmlns:w16="http://schemas.microsoft.com/office/word/2018/wordml" xmlns:w16du="http://schemas.microsoft.com/office/word/2023/wordml/word16du" xmlns:w16sdtdh="http://schemas.microsoft.com/office/word/2020/wordml/sdtdatahash" xmlns:w16sdtfl="http://schemas.microsoft.com/office/word/2024/wordml/sdtformatlock" xmlns:w16se="http://schemas.microsoft.com/office/word/2015/wordml/symex" xmlns:wpg="http://schemas.microsoft.com/office/word/2010/wordprocessingGroup" xmlns:wpi="http://schemas.microsoft.com/office/word/2010/wordprocessingInk" xmlns:wne="http://schemas.microsoft.com/office/word/2006/wordml" xmlns:wps="http://schemas.microsoft.com/office/word/2010/wordprocessingShape" mc:Ignorable="w14 w15 w16se w16cid w16 w16cex w16sdtdh w16sdtfl w16du wp14">
+<w:footnotes xmlns:wpc="http://schemas.microsoft.com/office/word/2010/wordprocessingCanvas" xmlns:cx="http://schemas.microsoft.com/office/drawing/2014/chartex" xmlns:cx1="http://schemas.microsoft.com/office/drawing/2015/9/8/chartex" xmlns:mc="http://schemas.openxmlformats.org/markup-compatibility/2006" xmlns:o="urn:schemas-microsoft-com:office:office" xmlns:r="http://schemas.openxmlformats.org/officeDocument/2006/relationships" xmlns:m="http://schemas.openxmlformats.org/officeDocument/2006/math" xmlns:v="urn:schemas-microsoft-com:vml" xmlns:wp14="http://schemas.microsoft.com/office/word/2010/wordprocessingDrawing" xmlns:wp="http://schemas.openxmlformats.org/drawingml/2006/wordprocessingDrawing" xmlns:w10="urn:schemas-microsoft-com:office:word" xmlns:w="http://schemas.openxmlformats.org/wordprocessingml/2006/main" xmlns:w14="http://schemas.microsoft.com/office/word/2010/wordml" xmlns:w15="http://schemas.microsoft.com/office/word/2012/wordml" xmlns:w16se="http://schemas.microsoft.com/office/word/2015/wordml/symex" xmlns:wpg="http://schemas.microsoft.com/office/word/2010/wordprocessingGroup" xmlns:wpi="http://schemas.microsoft.com/office/word/2010/wordprocessingInk" xmlns:wne="http://schemas.microsoft.com/office/word/2006/wordml" xmlns:wps="http://schemas.microsoft.com/office/word/2010/wordprocessingShape" mc:Ignorable="w14 w15 w16se wp14">
   <w:footnote w:type="separator" w:id="-1">
     <w:p>
       <w:pPr>
@@ -7588,7 +7547,7 @@
 </file>
 
 <file path=word/numbering.xml><?xml version="1.0" encoding="utf-8"?>
-<w:numbering xmlns:wpc="http://schemas.microsoft.com/office/word/2010/wordprocessingCanvas" xmlns:cx="http://schemas.microsoft.com/office/drawing/2014/chartex" xmlns:cx1="http://schemas.microsoft.com/office/drawing/2015/9/8/chartex" xmlns:cx2="http://schemas.microsoft.com/office/drawing/2015/10/21/chartex" xmlns:cx3="http://schemas.microsoft.com/office/drawing/2016/5/9/chartex" xmlns:cx4="http://schemas.microsoft.com/office/drawing/2016/5/10/chartex" xmlns:cx5="http://schemas.microsoft.com/office/drawing/2016/5/11/chartex" xmlns:cx6="http://schemas.microsoft.com/office/drawing/2016/5/12/chartex" xmlns:cx7="http://schemas.microsoft.com/office/drawing/2016/5/13/chartex" xmlns:cx8="http://schemas.microsoft.com/office/drawing/2016/5/14/chartex" xmlns:mc="http://schemas.openxmlformats.org/markup-compatibility/2006" xmlns:aink="http://schemas.microsoft.com/office/drawing/2016/ink" xmlns:am3d="http://schemas.microsoft.com/office/drawing/2017/model3d" xmlns:o="urn:schemas-microsoft-com:office:office" xmlns:oel="http://schemas.microsoft.com/office/2019/extlst" xmlns:r="http://schemas.openxmlformats.org/officeDocument/2006/relationships" xmlns:m="http://schemas.openxmlformats.org/officeDocument/2006/math" xmlns:v="urn:schemas-microsoft-com:vml" xmlns:wp14="http://schemas.microsoft.com/office/word/2010/wordprocessingDrawing" xmlns:wp="http://schemas.openxmlformats.org/drawingml/2006/wordprocessingDrawing" xmlns:w10="urn:schemas-microsoft-com:office:word" xmlns:w="http://schemas.openxmlformats.org/wordprocessingml/2006/main" xmlns:w14="http://schemas.microsoft.com/office/word/2010/wordml" xmlns:w15="http://schemas.microsoft.com/office/word/2012/wordml" xmlns:w16cex="http://schemas.microsoft.com/office/word/2018/wordml/cex" xmlns:w16cid="http://schemas.microsoft.com/office/word/2016/wordml/cid" xmlns:w16="http://schemas.microsoft.com/office/word/2018/wordml" xmlns:w16du="http://schemas.microsoft.com/office/word/2023/wordml/word16du" xmlns:w16sdtdh="http://schemas.microsoft.com/office/word/2020/wordml/sdtdatahash" xmlns:w16sdtfl="http://schemas.microsoft.com/office/word/2024/wordml/sdtformatlock" xmlns:w16se="http://schemas.microsoft.com/office/word/2015/wordml/symex" xmlns:wpg="http://schemas.microsoft.com/office/word/2010/wordprocessingGroup" xmlns:wpi="http://schemas.microsoft.com/office/word/2010/wordprocessingInk" xmlns:wne="http://schemas.microsoft.com/office/word/2006/wordml" xmlns:wps="http://schemas.microsoft.com/office/word/2010/wordprocessingShape" mc:Ignorable="w14 w15 w16se w16cid w16 w16cex w16sdtdh w16sdtfl w16du wp14">
+<w:numbering xmlns:wpc="http://schemas.microsoft.com/office/word/2010/wordprocessingCanvas" xmlns:cx="http://schemas.microsoft.com/office/drawing/2014/chartex" xmlns:cx1="http://schemas.microsoft.com/office/drawing/2015/9/8/chartex" xmlns:mc="http://schemas.openxmlformats.org/markup-compatibility/2006" xmlns:o="urn:schemas-microsoft-com:office:office" xmlns:r="http://schemas.openxmlformats.org/officeDocument/2006/relationships" xmlns:m="http://schemas.openxmlformats.org/officeDocument/2006/math" xmlns:v="urn:schemas-microsoft-com:vml" xmlns:wp14="http://schemas.microsoft.com/office/word/2010/wordprocessingDrawing" xmlns:wp="http://schemas.openxmlformats.org/drawingml/2006/wordprocessingDrawing" xmlns:w10="urn:schemas-microsoft-com:office:word" xmlns:w="http://schemas.openxmlformats.org/wordprocessingml/2006/main" xmlns:w14="http://schemas.microsoft.com/office/word/2010/wordml" xmlns:w15="http://schemas.microsoft.com/office/word/2012/wordml" xmlns:w16se="http://schemas.microsoft.com/office/word/2015/wordml/symex" xmlns:wpg="http://schemas.microsoft.com/office/word/2010/wordprocessingGroup" xmlns:wpi="http://schemas.microsoft.com/office/word/2010/wordprocessingInk" xmlns:wne="http://schemas.microsoft.com/office/word/2006/wordml" xmlns:wps="http://schemas.microsoft.com/office/word/2010/wordprocessingShape" mc:Ignorable="w14 w15 w16se wp14">
   <w:abstractNum w:abstractNumId="0" w15:restartNumberingAfterBreak="0">
     <w:nsid w:val="04BB30C8"/>
     <w:multiLevelType w:val="multilevel"/>
@@ -9089,7 +9048,7 @@
       </w:rPr>
     </w:lvl>
   </w:abstractNum>
-  <w:num w:numId="1" w16cid:durableId="2072539426">
+  <w:num w:numId="1">
     <w:abstractNumId w:val="8"/>
     <w:lvlOverride w:ilvl="0">
       <w:startOverride w:val="1"/>
@@ -9119,7 +9078,7 @@
       <w:startOverride w:val="1"/>
     </w:lvlOverride>
   </w:num>
-  <w:num w:numId="2" w16cid:durableId="1262490488">
+  <w:num w:numId="2">
     <w:abstractNumId w:val="14"/>
     <w:lvlOverride w:ilvl="0">
       <w:startOverride w:val="1"/>
@@ -9149,28 +9108,28 @@
       <w:startOverride w:val="1"/>
     </w:lvlOverride>
   </w:num>
-  <w:num w:numId="3" w16cid:durableId="1341349601">
+  <w:num w:numId="3">
     <w:abstractNumId w:val="8"/>
   </w:num>
-  <w:num w:numId="4" w16cid:durableId="1030029711">
+  <w:num w:numId="4">
     <w:abstractNumId w:val="1"/>
   </w:num>
-  <w:num w:numId="5" w16cid:durableId="686517990">
+  <w:num w:numId="5">
     <w:abstractNumId w:val="0"/>
   </w:num>
-  <w:num w:numId="6" w16cid:durableId="1485199719">
+  <w:num w:numId="6">
     <w:abstractNumId w:val="5"/>
   </w:num>
-  <w:num w:numId="7" w16cid:durableId="1306158602">
+  <w:num w:numId="7">
     <w:abstractNumId w:val="3"/>
   </w:num>
-  <w:num w:numId="8" w16cid:durableId="1302463931">
+  <w:num w:numId="8">
     <w:abstractNumId w:val="11"/>
   </w:num>
-  <w:num w:numId="9" w16cid:durableId="676351316">
+  <w:num w:numId="9">
     <w:abstractNumId w:val="6"/>
   </w:num>
-  <w:num w:numId="10" w16cid:durableId="763915862">
+  <w:num w:numId="10">
     <w:abstractNumId w:val="11"/>
     <w:lvlOverride w:ilvl="0">
       <w:startOverride w:val="1"/>
@@ -9200,7 +9159,7 @@
       <w:startOverride w:val="1"/>
     </w:lvlOverride>
   </w:num>
-  <w:num w:numId="11" w16cid:durableId="1046834028">
+  <w:num w:numId="11">
     <w:abstractNumId w:val="6"/>
     <w:lvlOverride w:ilvl="0">
       <w:startOverride w:val="1"/>
@@ -9230,16 +9189,16 @@
       <w:startOverride w:val="1"/>
     </w:lvlOverride>
   </w:num>
-  <w:num w:numId="12" w16cid:durableId="1662417992">
+  <w:num w:numId="12">
     <w:abstractNumId w:val="12"/>
   </w:num>
-  <w:num w:numId="13" w16cid:durableId="1588881643">
+  <w:num w:numId="13">
     <w:abstractNumId w:val="13"/>
   </w:num>
-  <w:num w:numId="14" w16cid:durableId="1920820510">
+  <w:num w:numId="14">
     <w:abstractNumId w:val="10"/>
   </w:num>
-  <w:num w:numId="15" w16cid:durableId="2008164489">
+  <w:num w:numId="15">
     <w:abstractNumId w:val="7"/>
     <w:lvlOverride w:ilvl="0">
       <w:startOverride w:val="1"/>
@@ -9269,7 +9228,7 @@
       <w:startOverride w:val="1"/>
     </w:lvlOverride>
   </w:num>
-  <w:num w:numId="16" w16cid:durableId="1402823541">
+  <w:num w:numId="16">
     <w:abstractNumId w:val="9"/>
     <w:lvlOverride w:ilvl="0">
       <w:startOverride w:val="1"/>
@@ -9299,7 +9258,7 @@
       <w:startOverride w:val="1"/>
     </w:lvlOverride>
   </w:num>
-  <w:num w:numId="17" w16cid:durableId="1705212598">
+  <w:num w:numId="17">
     <w:abstractNumId w:val="4"/>
     <w:lvlOverride w:ilvl="0">
       <w:startOverride w:val="1"/>
@@ -9329,7 +9288,7 @@
       <w:startOverride w:val="1"/>
     </w:lvlOverride>
   </w:num>
-  <w:num w:numId="18" w16cid:durableId="1548684497">
+  <w:num w:numId="18">
     <w:abstractNumId w:val="2"/>
     <w:lvlOverride w:ilvl="0">
       <w:startOverride w:val="1"/>
@@ -9363,7 +9322,7 @@
 </file>
 
 <file path=word/styles.xml><?xml version="1.0" encoding="utf-8"?>
-<w:styles xmlns:mc="http://schemas.openxmlformats.org/markup-compatibility/2006" xmlns:r="http://schemas.openxmlformats.org/officeDocument/2006/relationships" xmlns:w="http://schemas.openxmlformats.org/wordprocessingml/2006/main" xmlns:w14="http://schemas.microsoft.com/office/word/2010/wordml" xmlns:w15="http://schemas.microsoft.com/office/word/2012/wordml" xmlns:w16cex="http://schemas.microsoft.com/office/word/2018/wordml/cex" xmlns:w16cid="http://schemas.microsoft.com/office/word/2016/wordml/cid" xmlns:w16="http://schemas.microsoft.com/office/word/2018/wordml" xmlns:w16du="http://schemas.microsoft.com/office/word/2023/wordml/word16du" xmlns:w16sdtdh="http://schemas.microsoft.com/office/word/2020/wordml/sdtdatahash" xmlns:w16sdtfl="http://schemas.microsoft.com/office/word/2024/wordml/sdtformatlock" xmlns:w16se="http://schemas.microsoft.com/office/word/2015/wordml/symex" mc:Ignorable="w14 w15 w16se w16cid w16 w16cex w16sdtdh w16sdtfl w16du">
+<w:styles xmlns:mc="http://schemas.openxmlformats.org/markup-compatibility/2006" xmlns:r="http://schemas.openxmlformats.org/officeDocument/2006/relationships" xmlns:w="http://schemas.openxmlformats.org/wordprocessingml/2006/main" xmlns:w14="http://schemas.microsoft.com/office/word/2010/wordml" xmlns:w15="http://schemas.microsoft.com/office/word/2012/wordml" xmlns:w16se="http://schemas.microsoft.com/office/word/2015/wordml/symex" mc:Ignorable="w14 w15 w16se">
   <w:docDefaults>
     <w:rPrDefault>
       <w:rPr>
@@ -9379,7 +9338,7 @@
       </w:pPr>
     </w:pPrDefault>
   </w:docDefaults>
-  <w:latentStyles w:defLockedState="0" w:defUIPriority="99" w:defSemiHidden="0" w:defUnhideWhenUsed="0" w:defQFormat="0" w:count="376">
+  <w:latentStyles w:defLockedState="0" w:defUIPriority="99" w:defSemiHidden="0" w:defUnhideWhenUsed="0" w:defQFormat="0" w:count="371">
     <w:lsdException w:name="Normal" w:uiPriority="0" w:qFormat="1"/>
     <w:lsdException w:name="heading 1" w:uiPriority="9" w:qFormat="1"/>
     <w:lsdException w:name="heading 2" w:semiHidden="1" w:uiPriority="9" w:unhideWhenUsed="1" w:qFormat="1"/>
@@ -9751,11 +9710,6 @@
     <w:lsdException w:name="List Table 5 Dark Accent 6" w:uiPriority="50"/>
     <w:lsdException w:name="List Table 6 Colorful Accent 6" w:uiPriority="51"/>
     <w:lsdException w:name="List Table 7 Colorful Accent 6" w:uiPriority="52"/>
-    <w:lsdException w:name="Mention" w:semiHidden="1" w:unhideWhenUsed="1"/>
-    <w:lsdException w:name="Smart Hyperlink" w:semiHidden="1" w:unhideWhenUsed="1"/>
-    <w:lsdException w:name="Hashtag" w:semiHidden="1" w:unhideWhenUsed="1"/>
-    <w:lsdException w:name="Unresolved Mention" w:semiHidden="1" w:unhideWhenUsed="1"/>
-    <w:lsdException w:name="Smart Link" w:semiHidden="1" w:unhideWhenUsed="1"/>
   </w:latentStyles>
   <w:style w:type="paragraph" w:default="1" w:styleId="Normal">
     <w:name w:val="Normal"/>
@@ -10062,7 +10016,7 @@
       </w:tblBorders>
     </w:tblPr>
   </w:style>
-  <w:style w:type="character" w:styleId="Mencinsinresolver">
+  <w:style w:type="character" w:customStyle="1" w:styleId="UnresolvedMention">
     <w:name w:val="Unresolved Mention"/>
     <w:basedOn w:val="Fuentedeprrafopredeter"/>
     <w:uiPriority w:val="99"/>
@@ -10363,21 +10317,12 @@
 </file>
 
 <file path=customXml/item1.xml><?xml version="1.0" encoding="utf-8"?>
-<p:properties xmlns:p="http://schemas.microsoft.com/office/2006/metadata/properties" xmlns:xsi="http://www.w3.org/2001/XMLSchema-instance" xmlns:pc="http://schemas.microsoft.com/office/infopath/2007/PartnerControls">
-  <documentManagement>
-    <Cod_x002e_Cliente xmlns="5b6b5241-50d0-4c02-a7f7-d0753a909d53">0</Cod_x002e_Cliente>
-    <Numerodecausa_x002f_exp_x002e_ xmlns="5b6b5241-50d0-4c02-a7f7-d0753a909d53" xsi:nil="true"/>
-    <Abogadoacargo xmlns="5b6b5241-50d0-4c02-a7f7-d0753a909d53" xsi:nil="true"/>
-    <Socioacargo xmlns="5b6b5241-50d0-4c02-a7f7-d0753a909d53" xsi:nil="true"/>
-    <GrupoEcon_x00f3_mico xmlns="5b6b5241-50d0-4c02-a7f7-d0753a909d53" xsi:nil="true"/>
-    <lcf76f155ced4ddcb4097134ff3c332f xmlns="5b6b5241-50d0-4c02-a7f7-d0753a909d53">
-      <Terms xmlns="http://schemas.microsoft.com/office/infopath/2007/PartnerControls"/>
-    </lcf76f155ced4ddcb4097134ff3c332f>
-    <TaxCatchAll xmlns="dfde030a-8e9a-4d5e-8288-d63a4d23310e" xsi:nil="true"/>
-    <NombreBusqueda xmlns="5b6b5241-50d0-4c02-a7f7-d0753a909d53" xsi:nil="true"/>
-    <Inicialll xmlns="5b6b5241-50d0-4c02-a7f7-d0753a909d53" xsi:nil="true"/>
-  </documentManagement>
-</p:properties>
+<?mso-contentType ?>
+<FormTemplates xmlns="http://schemas.microsoft.com/sharepoint/v3/contenttype/forms">
+  <Display>DocumentLibraryForm</Display>
+  <Edit>DocumentLibraryForm</Edit>
+  <New>DocumentLibraryForm</New>
+</FormTemplates>
 </file>
 
 <file path=customXml/item2.xml><?xml version="1.0" encoding="utf-8"?>
@@ -10652,21 +10597,27 @@
 </file>
 
 <file path=customXml/item3.xml><?xml version="1.0" encoding="utf-8"?>
-<?mso-contentType ?>
-<FormTemplates xmlns="http://schemas.microsoft.com/sharepoint/v3/contenttype/forms">
-  <Display>DocumentLibraryForm</Display>
-  <Edit>DocumentLibraryForm</Edit>
-  <New>DocumentLibraryForm</New>
-</FormTemplates>
+<p:properties xmlns:p="http://schemas.microsoft.com/office/2006/metadata/properties" xmlns:xsi="http://www.w3.org/2001/XMLSchema-instance" xmlns:pc="http://schemas.microsoft.com/office/infopath/2007/PartnerControls">
+  <documentManagement>
+    <Cod_x002e_Cliente xmlns="5b6b5241-50d0-4c02-a7f7-d0753a909d53">0</Cod_x002e_Cliente>
+    <Numerodecausa_x002f_exp_x002e_ xmlns="5b6b5241-50d0-4c02-a7f7-d0753a909d53" xsi:nil="true"/>
+    <Abogadoacargo xmlns="5b6b5241-50d0-4c02-a7f7-d0753a909d53" xsi:nil="true"/>
+    <Socioacargo xmlns="5b6b5241-50d0-4c02-a7f7-d0753a909d53" xsi:nil="true"/>
+    <GrupoEcon_x00f3_mico xmlns="5b6b5241-50d0-4c02-a7f7-d0753a909d53" xsi:nil="true"/>
+    <lcf76f155ced4ddcb4097134ff3c332f xmlns="5b6b5241-50d0-4c02-a7f7-d0753a909d53">
+      <Terms xmlns="http://schemas.microsoft.com/office/infopath/2007/PartnerControls"/>
+    </lcf76f155ced4ddcb4097134ff3c332f>
+    <TaxCatchAll xmlns="dfde030a-8e9a-4d5e-8288-d63a4d23310e" xsi:nil="true"/>
+    <NombreBusqueda xmlns="5b6b5241-50d0-4c02-a7f7-d0753a909d53" xsi:nil="true"/>
+    <Inicialll xmlns="5b6b5241-50d0-4c02-a7f7-d0753a909d53" xsi:nil="true"/>
+  </documentManagement>
+</p:properties>
 </file>
 
 <file path=customXml/itemProps1.xml><?xml version="1.0" encoding="utf-8"?>
-<ds:datastoreItem xmlns:ds="http://schemas.openxmlformats.org/officeDocument/2006/customXml" ds:itemID="{AE316591-C7FA-4410-BA2B-1D463C1D0F54}">
+<ds:datastoreItem xmlns:ds="http://schemas.openxmlformats.org/officeDocument/2006/customXml" ds:itemID="{B2074231-BDE7-4932-9D62-DDF1ACEC017B}">
   <ds:schemaRefs>
-    <ds:schemaRef ds:uri="http://schemas.microsoft.com/office/2006/metadata/properties"/>
-    <ds:schemaRef ds:uri="http://schemas.microsoft.com/office/infopath/2007/PartnerControls"/>
-    <ds:schemaRef ds:uri="5b6b5241-50d0-4c02-a7f7-d0753a909d53"/>
-    <ds:schemaRef ds:uri="dfde030a-8e9a-4d5e-8288-d63a4d23310e"/>
+    <ds:schemaRef ds:uri="http://schemas.microsoft.com/sharepoint/v3/contenttype/forms"/>
   </ds:schemaRefs>
 </ds:datastoreItem>
 </file>
@@ -10691,9 +10642,12 @@
 </file>
 
 <file path=customXml/itemProps3.xml><?xml version="1.0" encoding="utf-8"?>
-<ds:datastoreItem xmlns:ds="http://schemas.openxmlformats.org/officeDocument/2006/customXml" ds:itemID="{B2074231-BDE7-4932-9D62-DDF1ACEC017B}">
+<ds:datastoreItem xmlns:ds="http://schemas.openxmlformats.org/officeDocument/2006/customXml" ds:itemID="{AE316591-C7FA-4410-BA2B-1D463C1D0F54}">
   <ds:schemaRefs>
-    <ds:schemaRef ds:uri="http://schemas.microsoft.com/sharepoint/v3/contenttype/forms"/>
+    <ds:schemaRef ds:uri="http://schemas.microsoft.com/office/2006/metadata/properties"/>
+    <ds:schemaRef ds:uri="http://schemas.microsoft.com/office/infopath/2007/PartnerControls"/>
+    <ds:schemaRef ds:uri="5b6b5241-50d0-4c02-a7f7-d0753a909d53"/>
+    <ds:schemaRef ds:uri="dfde030a-8e9a-4d5e-8288-d63a4d23310e"/>
   </ds:schemaRefs>
 </ds:datastoreItem>
 </file>